--- a/docs/Програм инженер3 (1).docx
+++ b/docs/Програм инженер3 (1).docx
@@ -145,7 +145,7 @@
           <w:b/>
           <w:lang w:val="ru-RU"/>
         </w:rPr>
-        <w:t>Отчет по заданию № 3</w:t>
+        <w:t>Документ проекта Takt Studio</w:t>
       </w:r>
     </w:p>
     <w:p>
@@ -713,17 +713,15 @@
     </w:p>
     <w:p>
       <w:pPr>
-        <w:keepNext w:val="0"/>
-        <w:keepLines w:val="0"/>
-        <w:widowControl/>
-        <w:numPr>
-          <w:ilvl w:val="0"/>
-          <w:numId w:val="8"/>
-        </w:numPr>
-        <w:suppressLineNumbers w:val="0"/>
-        <w:spacing w:before="0" w:beforeAutospacing="1" w:after="0" w:afterAutospacing="1"/>
-        <w:ind w:left="1440" w:hanging="360"/>
-      </w:pPr>
+        <w:spacing w:after="80" w:line="276" w:lineRule="auto"/>
+      </w:pPr>
+      <w:r>
+        <w:rPr>
+          <w:rFonts w:ascii="Times New Roman" w:hAnsi="Times New Roman" w:eastAsia="Times New Roman"/>
+          <w:sz w:val="22"/>
+        </w:rPr>
+        <w:t>13. Защита от подбора пароля: после пяти последовательных неудачных попыток входа в одну учетную запись система блокирует новые попытки авторизации для этой учетной записи на 15 минут. Сведения о неудачных попытках и блокировке фиксируются в журнале событий, а пользователь получает уведомление на привязанный адрес электронной почты.</w:t>
+      </w:r>
     </w:p>
     <w:p>
       <w:pPr>
